--- a/14_ACP01/ACP01 - Module 3.2 - Cloud Security, Governance & Compliance.docx
+++ b/14_ACP01/ACP01 - Module 3.2 - Cloud Security, Governance & Compliance.docx
@@ -188,9 +188,9 @@
         </w:rPr>
         <w:lastRenderedPageBreak/>
         <w:drawing>
-          <wp:inline distT="0" distB="0" distL="0" distR="0" wp14:anchorId="7291E954" wp14:editId="62B11DBF">
-            <wp:extent cx="8849960" cy="1771897"/>
-            <wp:effectExtent l="0" t="0" r="8890" b="0"/>
+          <wp:inline distT="0" distB="0" distL="0" distR="0" wp14:anchorId="7291E954" wp14:editId="71660B77">
+            <wp:extent cx="8140890" cy="1629930"/>
+            <wp:effectExtent l="0" t="0" r="0" b="8890"/>
             <wp:docPr id="533651949" name="Picture 1"/>
             <wp:cNvGraphicFramePr>
               <a:graphicFrameLocks xmlns:a="http://schemas.openxmlformats.org/drawingml/2006/main" noChangeAspect="1"/>
@@ -211,7 +211,7 @@
                   <pic:spPr>
                     <a:xfrm>
                       <a:off x="0" y="0"/>
-                      <a:ext cx="8849960" cy="1771897"/>
+                      <a:ext cx="8166710" cy="1635100"/>
                     </a:xfrm>
                     <a:prstGeom prst="rect">
                       <a:avLst/>
@@ -224,6 +224,408 @@
         </w:drawing>
       </w:r>
     </w:p>
+    <w:p>
+      <w:r>
+        <w:drawing>
+          <wp:inline distT="0" distB="0" distL="0" distR="0" wp14:anchorId="30217CF6" wp14:editId="4EADFA40">
+            <wp:extent cx="8863330" cy="4858385"/>
+            <wp:effectExtent l="0" t="0" r="0" b="0"/>
+            <wp:docPr id="1638959618" name="Picture 1"/>
+            <wp:cNvGraphicFramePr>
+              <a:graphicFrameLocks xmlns:a="http://schemas.openxmlformats.org/drawingml/2006/main" noChangeAspect="1"/>
+            </wp:cNvGraphicFramePr>
+            <a:graphic xmlns:a="http://schemas.openxmlformats.org/drawingml/2006/main">
+              <a:graphicData uri="http://schemas.openxmlformats.org/drawingml/2006/picture">
+                <pic:pic xmlns:pic="http://schemas.openxmlformats.org/drawingml/2006/picture">
+                  <pic:nvPicPr>
+                    <pic:cNvPr id="1638959618" name=""/>
+                    <pic:cNvPicPr/>
+                  </pic:nvPicPr>
+                  <pic:blipFill>
+                    <a:blip r:embed="rId10"/>
+                    <a:stretch>
+                      <a:fillRect/>
+                    </a:stretch>
+                  </pic:blipFill>
+                  <pic:spPr>
+                    <a:xfrm>
+                      <a:off x="0" y="0"/>
+                      <a:ext cx="8863330" cy="4858385"/>
+                    </a:xfrm>
+                    <a:prstGeom prst="rect">
+                      <a:avLst/>
+                    </a:prstGeom>
+                  </pic:spPr>
+                </pic:pic>
+              </a:graphicData>
+            </a:graphic>
+          </wp:inline>
+        </w:drawing>
+      </w:r>
+    </w:p>
+    <w:p>
+      <w:r>
+        <w:lastRenderedPageBreak/>
+        <w:drawing>
+          <wp:inline distT="0" distB="0" distL="0" distR="0" wp14:anchorId="10EE57AD" wp14:editId="7624CDC6">
+            <wp:extent cx="8863330" cy="4834255"/>
+            <wp:effectExtent l="0" t="0" r="0" b="4445"/>
+            <wp:docPr id="1796266184" name="Picture 1"/>
+            <wp:cNvGraphicFramePr>
+              <a:graphicFrameLocks xmlns:a="http://schemas.openxmlformats.org/drawingml/2006/main" noChangeAspect="1"/>
+            </wp:cNvGraphicFramePr>
+            <a:graphic xmlns:a="http://schemas.openxmlformats.org/drawingml/2006/main">
+              <a:graphicData uri="http://schemas.openxmlformats.org/drawingml/2006/picture">
+                <pic:pic xmlns:pic="http://schemas.openxmlformats.org/drawingml/2006/picture">
+                  <pic:nvPicPr>
+                    <pic:cNvPr id="1796266184" name=""/>
+                    <pic:cNvPicPr/>
+                  </pic:nvPicPr>
+                  <pic:blipFill>
+                    <a:blip r:embed="rId11"/>
+                    <a:stretch>
+                      <a:fillRect/>
+                    </a:stretch>
+                  </pic:blipFill>
+                  <pic:spPr>
+                    <a:xfrm>
+                      <a:off x="0" y="0"/>
+                      <a:ext cx="8863330" cy="4834255"/>
+                    </a:xfrm>
+                    <a:prstGeom prst="rect">
+                      <a:avLst/>
+                    </a:prstGeom>
+                  </pic:spPr>
+                </pic:pic>
+              </a:graphicData>
+            </a:graphic>
+          </wp:inline>
+        </w:drawing>
+      </w:r>
+    </w:p>
+    <w:p>
+      <w:r>
+        <w:lastRenderedPageBreak/>
+        <w:drawing>
+          <wp:inline distT="0" distB="0" distL="0" distR="0" wp14:anchorId="46BE126F" wp14:editId="5E6548B5">
+            <wp:extent cx="8863330" cy="4739005"/>
+            <wp:effectExtent l="0" t="0" r="0" b="4445"/>
+            <wp:docPr id="204750400" name="Picture 1"/>
+            <wp:cNvGraphicFramePr>
+              <a:graphicFrameLocks xmlns:a="http://schemas.openxmlformats.org/drawingml/2006/main" noChangeAspect="1"/>
+            </wp:cNvGraphicFramePr>
+            <a:graphic xmlns:a="http://schemas.openxmlformats.org/drawingml/2006/main">
+              <a:graphicData uri="http://schemas.openxmlformats.org/drawingml/2006/picture">
+                <pic:pic xmlns:pic="http://schemas.openxmlformats.org/drawingml/2006/picture">
+                  <pic:nvPicPr>
+                    <pic:cNvPr id="204750400" name=""/>
+                    <pic:cNvPicPr/>
+                  </pic:nvPicPr>
+                  <pic:blipFill>
+                    <a:blip r:embed="rId12"/>
+                    <a:stretch>
+                      <a:fillRect/>
+                    </a:stretch>
+                  </pic:blipFill>
+                  <pic:spPr>
+                    <a:xfrm>
+                      <a:off x="0" y="0"/>
+                      <a:ext cx="8863330" cy="4739005"/>
+                    </a:xfrm>
+                    <a:prstGeom prst="rect">
+                      <a:avLst/>
+                    </a:prstGeom>
+                  </pic:spPr>
+                </pic:pic>
+              </a:graphicData>
+            </a:graphic>
+          </wp:inline>
+        </w:drawing>
+      </w:r>
+    </w:p>
+    <w:p/>
+    <w:p/>
+    <w:p/>
+    <w:p>
+      <w:r>
+        <w:lastRenderedPageBreak/>
+        <w:drawing>
+          <wp:inline distT="0" distB="0" distL="0" distR="0" wp14:anchorId="08BE25E1" wp14:editId="01BFE06A">
+            <wp:extent cx="6354062" cy="1000265"/>
+            <wp:effectExtent l="0" t="0" r="0" b="9525"/>
+            <wp:docPr id="1779218384" name="Picture 1"/>
+            <wp:cNvGraphicFramePr>
+              <a:graphicFrameLocks xmlns:a="http://schemas.openxmlformats.org/drawingml/2006/main" noChangeAspect="1"/>
+            </wp:cNvGraphicFramePr>
+            <a:graphic xmlns:a="http://schemas.openxmlformats.org/drawingml/2006/main">
+              <a:graphicData uri="http://schemas.openxmlformats.org/drawingml/2006/picture">
+                <pic:pic xmlns:pic="http://schemas.openxmlformats.org/drawingml/2006/picture">
+                  <pic:nvPicPr>
+                    <pic:cNvPr id="1779218384" name=""/>
+                    <pic:cNvPicPr/>
+                  </pic:nvPicPr>
+                  <pic:blipFill>
+                    <a:blip r:embed="rId13"/>
+                    <a:stretch>
+                      <a:fillRect/>
+                    </a:stretch>
+                  </pic:blipFill>
+                  <pic:spPr>
+                    <a:xfrm>
+                      <a:off x="0" y="0"/>
+                      <a:ext cx="6354062" cy="1000265"/>
+                    </a:xfrm>
+                    <a:prstGeom prst="rect">
+                      <a:avLst/>
+                    </a:prstGeom>
+                  </pic:spPr>
+                </pic:pic>
+              </a:graphicData>
+            </a:graphic>
+          </wp:inline>
+        </w:drawing>
+      </w:r>
+    </w:p>
+    <w:p>
+      <w:r>
+        <w:drawing>
+          <wp:inline distT="0" distB="0" distL="0" distR="0" wp14:anchorId="03E51E8B" wp14:editId="5C6CB728">
+            <wp:extent cx="8863330" cy="5139690"/>
+            <wp:effectExtent l="0" t="0" r="0" b="3810"/>
+            <wp:docPr id="626910041" name="Picture 1"/>
+            <wp:cNvGraphicFramePr>
+              <a:graphicFrameLocks xmlns:a="http://schemas.openxmlformats.org/drawingml/2006/main" noChangeAspect="1"/>
+            </wp:cNvGraphicFramePr>
+            <a:graphic xmlns:a="http://schemas.openxmlformats.org/drawingml/2006/main">
+              <a:graphicData uri="http://schemas.openxmlformats.org/drawingml/2006/picture">
+                <pic:pic xmlns:pic="http://schemas.openxmlformats.org/drawingml/2006/picture">
+                  <pic:nvPicPr>
+                    <pic:cNvPr id="626910041" name=""/>
+                    <pic:cNvPicPr/>
+                  </pic:nvPicPr>
+                  <pic:blipFill>
+                    <a:blip r:embed="rId14"/>
+                    <a:stretch>
+                      <a:fillRect/>
+                    </a:stretch>
+                  </pic:blipFill>
+                  <pic:spPr>
+                    <a:xfrm>
+                      <a:off x="0" y="0"/>
+                      <a:ext cx="8863330" cy="5139690"/>
+                    </a:xfrm>
+                    <a:prstGeom prst="rect">
+                      <a:avLst/>
+                    </a:prstGeom>
+                  </pic:spPr>
+                </pic:pic>
+              </a:graphicData>
+            </a:graphic>
+          </wp:inline>
+        </w:drawing>
+      </w:r>
+    </w:p>
+    <w:p>
+      <w:r>
+        <w:lastRenderedPageBreak/>
+        <w:drawing>
+          <wp:inline distT="0" distB="0" distL="0" distR="0" wp14:anchorId="075F1266" wp14:editId="03E33B48">
+            <wp:extent cx="8863330" cy="4914900"/>
+            <wp:effectExtent l="0" t="0" r="0" b="0"/>
+            <wp:docPr id="102033556" name="Picture 1"/>
+            <wp:cNvGraphicFramePr>
+              <a:graphicFrameLocks xmlns:a="http://schemas.openxmlformats.org/drawingml/2006/main" noChangeAspect="1"/>
+            </wp:cNvGraphicFramePr>
+            <a:graphic xmlns:a="http://schemas.openxmlformats.org/drawingml/2006/main">
+              <a:graphicData uri="http://schemas.openxmlformats.org/drawingml/2006/picture">
+                <pic:pic xmlns:pic="http://schemas.openxmlformats.org/drawingml/2006/picture">
+                  <pic:nvPicPr>
+                    <pic:cNvPr id="102033556" name=""/>
+                    <pic:cNvPicPr/>
+                  </pic:nvPicPr>
+                  <pic:blipFill>
+                    <a:blip r:embed="rId15"/>
+                    <a:stretch>
+                      <a:fillRect/>
+                    </a:stretch>
+                  </pic:blipFill>
+                  <pic:spPr>
+                    <a:xfrm>
+                      <a:off x="0" y="0"/>
+                      <a:ext cx="8863330" cy="4914900"/>
+                    </a:xfrm>
+                    <a:prstGeom prst="rect">
+                      <a:avLst/>
+                    </a:prstGeom>
+                  </pic:spPr>
+                </pic:pic>
+              </a:graphicData>
+            </a:graphic>
+          </wp:inline>
+        </w:drawing>
+      </w:r>
+    </w:p>
+    <w:p>
+      <w:r>
+        <w:lastRenderedPageBreak/>
+        <w:drawing>
+          <wp:inline distT="0" distB="0" distL="0" distR="0" wp14:anchorId="7A341F1D" wp14:editId="4EBA3717">
+            <wp:extent cx="8863330" cy="5152390"/>
+            <wp:effectExtent l="0" t="0" r="0" b="0"/>
+            <wp:docPr id="29944008" name="Picture 1"/>
+            <wp:cNvGraphicFramePr>
+              <a:graphicFrameLocks xmlns:a="http://schemas.openxmlformats.org/drawingml/2006/main" noChangeAspect="1"/>
+            </wp:cNvGraphicFramePr>
+            <a:graphic xmlns:a="http://schemas.openxmlformats.org/drawingml/2006/main">
+              <a:graphicData uri="http://schemas.openxmlformats.org/drawingml/2006/picture">
+                <pic:pic xmlns:pic="http://schemas.openxmlformats.org/drawingml/2006/picture">
+                  <pic:nvPicPr>
+                    <pic:cNvPr id="29944008" name=""/>
+                    <pic:cNvPicPr/>
+                  </pic:nvPicPr>
+                  <pic:blipFill>
+                    <a:blip r:embed="rId16"/>
+                    <a:stretch>
+                      <a:fillRect/>
+                    </a:stretch>
+                  </pic:blipFill>
+                  <pic:spPr>
+                    <a:xfrm>
+                      <a:off x="0" y="0"/>
+                      <a:ext cx="8863330" cy="5152390"/>
+                    </a:xfrm>
+                    <a:prstGeom prst="rect">
+                      <a:avLst/>
+                    </a:prstGeom>
+                  </pic:spPr>
+                </pic:pic>
+              </a:graphicData>
+            </a:graphic>
+          </wp:inline>
+        </w:drawing>
+      </w:r>
+    </w:p>
+    <w:p>
+      <w:r>
+        <w:lastRenderedPageBreak/>
+        <w:drawing>
+          <wp:inline distT="0" distB="0" distL="0" distR="0" wp14:anchorId="41A621FE" wp14:editId="2B0FDC3C">
+            <wp:extent cx="8863330" cy="5416550"/>
+            <wp:effectExtent l="0" t="0" r="0" b="0"/>
+            <wp:docPr id="1473042251" name="Picture 1"/>
+            <wp:cNvGraphicFramePr>
+              <a:graphicFrameLocks xmlns:a="http://schemas.openxmlformats.org/drawingml/2006/main" noChangeAspect="1"/>
+            </wp:cNvGraphicFramePr>
+            <a:graphic xmlns:a="http://schemas.openxmlformats.org/drawingml/2006/main">
+              <a:graphicData uri="http://schemas.openxmlformats.org/drawingml/2006/picture">
+                <pic:pic xmlns:pic="http://schemas.openxmlformats.org/drawingml/2006/picture">
+                  <pic:nvPicPr>
+                    <pic:cNvPr id="1473042251" name=""/>
+                    <pic:cNvPicPr/>
+                  </pic:nvPicPr>
+                  <pic:blipFill>
+                    <a:blip r:embed="rId17"/>
+                    <a:stretch>
+                      <a:fillRect/>
+                    </a:stretch>
+                  </pic:blipFill>
+                  <pic:spPr>
+                    <a:xfrm>
+                      <a:off x="0" y="0"/>
+                      <a:ext cx="8863330" cy="5416550"/>
+                    </a:xfrm>
+                    <a:prstGeom prst="rect">
+                      <a:avLst/>
+                    </a:prstGeom>
+                  </pic:spPr>
+                </pic:pic>
+              </a:graphicData>
+            </a:graphic>
+          </wp:inline>
+        </w:drawing>
+      </w:r>
+    </w:p>
+    <w:p>
+      <w:r>
+        <w:lastRenderedPageBreak/>
+        <w:drawing>
+          <wp:inline distT="0" distB="0" distL="0" distR="0" wp14:anchorId="3B00C598" wp14:editId="7D10F4E2">
+            <wp:extent cx="8863330" cy="3865880"/>
+            <wp:effectExtent l="0" t="0" r="0" b="1270"/>
+            <wp:docPr id="1769726702" name="Picture 1"/>
+            <wp:cNvGraphicFramePr>
+              <a:graphicFrameLocks xmlns:a="http://schemas.openxmlformats.org/drawingml/2006/main" noChangeAspect="1"/>
+            </wp:cNvGraphicFramePr>
+            <a:graphic xmlns:a="http://schemas.openxmlformats.org/drawingml/2006/main">
+              <a:graphicData uri="http://schemas.openxmlformats.org/drawingml/2006/picture">
+                <pic:pic xmlns:pic="http://schemas.openxmlformats.org/drawingml/2006/picture">
+                  <pic:nvPicPr>
+                    <pic:cNvPr id="1769726702" name=""/>
+                    <pic:cNvPicPr/>
+                  </pic:nvPicPr>
+                  <pic:blipFill>
+                    <a:blip r:embed="rId18"/>
+                    <a:stretch>
+                      <a:fillRect/>
+                    </a:stretch>
+                  </pic:blipFill>
+                  <pic:spPr>
+                    <a:xfrm>
+                      <a:off x="0" y="0"/>
+                      <a:ext cx="8863330" cy="3865880"/>
+                    </a:xfrm>
+                    <a:prstGeom prst="rect">
+                      <a:avLst/>
+                    </a:prstGeom>
+                  </pic:spPr>
+                </pic:pic>
+              </a:graphicData>
+            </a:graphic>
+          </wp:inline>
+        </w:drawing>
+      </w:r>
+    </w:p>
+    <w:p>
+      <w:r>
+        <w:lastRenderedPageBreak/>
+        <w:drawing>
+          <wp:inline distT="0" distB="0" distL="0" distR="0" wp14:anchorId="047B315A" wp14:editId="14164AAC">
+            <wp:extent cx="8863330" cy="6088380"/>
+            <wp:effectExtent l="0" t="0" r="0" b="7620"/>
+            <wp:docPr id="1892203924" name="Picture 1"/>
+            <wp:cNvGraphicFramePr>
+              <a:graphicFrameLocks xmlns:a="http://schemas.openxmlformats.org/drawingml/2006/main" noChangeAspect="1"/>
+            </wp:cNvGraphicFramePr>
+            <a:graphic xmlns:a="http://schemas.openxmlformats.org/drawingml/2006/main">
+              <a:graphicData uri="http://schemas.openxmlformats.org/drawingml/2006/picture">
+                <pic:pic xmlns:pic="http://schemas.openxmlformats.org/drawingml/2006/picture">
+                  <pic:nvPicPr>
+                    <pic:cNvPr id="1892203924" name=""/>
+                    <pic:cNvPicPr/>
+                  </pic:nvPicPr>
+                  <pic:blipFill>
+                    <a:blip r:embed="rId19"/>
+                    <a:stretch>
+                      <a:fillRect/>
+                    </a:stretch>
+                  </pic:blipFill>
+                  <pic:spPr>
+                    <a:xfrm>
+                      <a:off x="0" y="0"/>
+                      <a:ext cx="8863330" cy="6088380"/>
+                    </a:xfrm>
+                    <a:prstGeom prst="rect">
+                      <a:avLst/>
+                    </a:prstGeom>
+                  </pic:spPr>
+                </pic:pic>
+              </a:graphicData>
+            </a:graphic>
+          </wp:inline>
+        </w:drawing>
+      </w:r>
+    </w:p>
+    <w:p/>
     <w:sectPr>
       <w:pgSz w:w="16838" w:h="11906" w:orient="landscape"/>
       <w:pgMar w:top="851" w:right="1440" w:bottom="568" w:left="1440" w:header="708" w:footer="708" w:gutter="0"/>
